--- a/example_articles/countries/Iraq/4.countries_Iraq_Other_publisher.docx
+++ b/example_articles/countries/Iraq/4.countries_Iraq_Other_publisher.docx
@@ -27,17 +27,17 @@
     </w:p>
     <w:p>
       <w:r>
-        <w:t>Source File: Other publishers/Files (500) (29).DOCX</w:t>
+        <w:t>Source file: Other publishers/Files (500) (29).DOCX</w:t>
       </w:r>
     </w:p>
     <w:p>
       <w:r>
-        <w:t>Raw locations result: ['Iraq']</w:t>
+        <w:t>Raw locations result, 'locations': ['Iraq']</w:t>
       </w:r>
     </w:p>
     <w:p>
       <w:r>
-        <w:t>countries_stand_flat (Standardized): Iraq</w:t>
+        <w:t>Standardized locations result, 'countries_stand_flat': Iraq</w:t>
       </w:r>
     </w:p>
     <w:p>

--- a/example_articles/countries/Iraq/4.countries_Iraq_Other_publisher.docx
+++ b/example_articles/countries/Iraq/4.countries_Iraq_Other_publisher.docx
@@ -7,7 +7,7 @@
         <w:pStyle w:val="Heading1"/>
       </w:pPr>
       <w:r>
-        <w:t>Najaf outcome is key for both U.S., Allawi</w:t>
+        <w:t>Iraqis poised 'to make money' as mood settles</w:t>
       </w:r>
     </w:p>
     <w:p>
@@ -17,17 +17,17 @@
     </w:p>
     <w:p>
       <w:r>
-        <w:t>Date: 2004-08-20</w:t>
+        <w:t>Date: 2004-01-08</w:t>
       </w:r>
     </w:p>
     <w:p>
       <w:r>
-        <w:t>Section: NEWS;</w:t>
+        <w:t>Section: MONEY;</w:t>
       </w:r>
     </w:p>
     <w:p>
       <w:r>
-        <w:t>Source file: Other publishers/Files (500) (21).DOCX</w:t>
+        <w:t>Source file: Other publishers/Files (500) (20).DOCX</w:t>
       </w:r>
     </w:p>
     <w:p>
@@ -49,37 +49,39 @@
     </w:p>
     <w:p>
       <w:r>
-        <w:t>After two weeks of skirmishes, U.S. and Iraqi forces appear to have begun a concerted effort to evict rebel cleric Muqtada al-Sadr and his Mahdi Army from Iraq's most important religious shrine.</w:t>
+        <w:t>BAGHDAD -- The capture of Saddam Hussein has given a boost to Iraq's gloomy business climate, with some business owners predicting a boom in investment.</w:t>
         <w:br/>
-        <w:t>The battle is a crucial test for interim Prime Minister Ayad Allawi and for the Bush administration's effort to create a stable and unified Iraq. Failing to evict al-Sadr and his followers from the shrine of Imam Ali would make Allawi look weak and embolden other militants in the country's Kurdish, Sunni and Shiite regions. Killing al-Sadr or damaging the shrine might ignite a wider uprising among Iraq's Shiite Muslim majority.</w:t>
+        <w:t>"Don't worry about the few explosions you hear here and there," says Ahmed Fatah, 61, a wholesaler of plastic products. "It is time to make money."</w:t>
         <w:br/>
-        <w:t>Critics have said al-Sadr's rebellion should have been crushed earlier. "We have a reasonably good shot at doing it this time, but a tragic lack of resolve of a U.S. administration in an election year has cost us dearly," says retired Army lieutenant colonel Ralph Peters, a military analyst and proponent of the Iraq war. Peters, who criticizes the Bush administration for pulling U.S. forces back in the middle of a battle for the Sunni Muslim town of Fallujah in April, says that U.S. forces could have eliminated al-Sadr sooner and that they and Iraqi forces must succeed this time.</w:t>
+        <w:t>The business recovery has been frustrated by the slow pace of overall recovery. Violence, mostly instigated by Saddam loyalists, has hurt key services such as electricity and fuel. Promised public investment by the United States and other countries has barely begun.</w:t>
         <w:br/>
-        <w:t>Others worry that al-Sadr, who seeks a cleric-dominated government for Iraq, will slip away again.</w:t>
+        <w:t>Capturing Saddam signaled to private business leaders that Iraq is not going back to the old days and is a smart bet for the future, Iraqis say. In the short run, the lingering shock of the arrest will hold back economic growth, says Hussein Mohammed Al-Ali, 42, history professor at Turath College in Baghdad. "But in the long run, the situation will normalize and more economic activity will emerge."</w:t>
         <w:br/>
-        <w:t>"There never will be a final offensive because the militia tends to melt away to fight another day," says Kenneth Katzman, an Iraq expert at the Congressional Research Service. "We are fighting a population, not a small faction. One battle will not solve the problem."</w:t>
+        <w:t>Reliable statistics on Iraq's economy are scarce, but some patterns are clear. Trade between Iraq and its neighbors has increased dramatically with the removal of U.N. sanctions and the end of the Saddam regime's border control. Markets in Baghdad and other cities are full of imported goods, especially appliances and electronics.</w:t>
         <w:br/>
-        <w:t>The siege in Najaf overshadowed a conference in Baghdad that chose a 100-member interim legislature for the country. The fighting has projected an image of violence that is impeding the political and economic reconstruction of a country devastated by three wars in two decades.</w:t>
+        <w:t>Industry, however, has seen little recovery. Much of Iraq's manufacturing was controlled by the state under Saddam. Many plants were ruined by the sanctions, which blocked purchase of parts for maintenance and modernization. U.S. occupiers have thrown out the Saddam allies who managed those industries, adding to the chaos.</w:t>
         <w:br/>
-        <w:t>The Bush administration has pledged more than $18 billion to revive the Iraqi economy, but most of that money has yet to reach working-class Iraqis who are al-Sadr's strongest supporters.</w:t>
+        <w:t>'Awaiting privatization'</w:t>
         <w:br/>
-        <w:t>"The middle and upper classes think Muqtada is a bum, but the lower classes back him," says Amatzia Baram, an Iraq expert at the U.S. Institute of Peace in Washington. "There are elements of a social revolution here."</w:t>
+        <w:t>A typical example is the State Company for Leather Industry, which makes shoes, jackets and backpacks. More than 2,500 people work at the Baghdad plant, but production justifies only a fraction of them. Shoe production, once 5,000 a day, is about a third of that.</w:t>
         <w:br/>
-        <w:t>Chosen with the approval of the United States less than two months ago, Allawi, a secular Shiite, has admirers in Washington and in Iraq's Sunni Muslim neighbors, Jordan and Saudi Arabia. But Allawi, a former member of Saddam Hussein's Sunni-dominated Baath Party who turned against Saddam and worked with the CIA, has struggled to garner broad backing in Iraq. "The Kurds don't trust the guy, he's lost the Shia (Shiites), and he hasn't been able to rally the Sunnis," says Michael Rubin, an Iraq expert at the American Enterprise Institute who spent eight months working for the authority that ruled Iraq until June 28.</w:t>
+        <w:t>"We are awaiting privatization," says Riyad Hassan, 42, a technical designer who is acting chief of the plant, which dates to around 1930.</w:t>
         <w:br/>
-        <w:t>The Bush administration defends Allawi's record. "We have every confidence in his leadership and his decision making," deputy State Department spokesman Adam Ereli said Thursday.</w:t>
+        <w:t>Under Saddam, half the production was for the military, which could be a good customer again. The factory is working on a knockoff of the U.S. military's desert boot that could be sold to the Iraqi army.</w:t>
         <w:br/>
-        <w:t>Asked about Najaf, White House spokesman Scott McClellan said Thursday, "It's a problem the Iraqi government is working to resolve." He added that al-Sadr "cannot have a separate law for himself."</w:t>
+        <w:t>If the plant is bought by a private investor, it will need renovation and face tough competition from imports. Its products already are cheap, with most styles selling for $ 10. But foreign products sold by street vendors right outside its gates are cheaper and more stylish.</w:t>
         <w:br/>
-        <w:t>Allawi has tried to project a tough image, reinstating the death penalty and threatening to crack down on insurgent groups. If he fails to take control of Najaf, his threats will appear hollow.</w:t>
+        <w:t>A 'civil servant class'</w:t>
         <w:br/>
-        <w:t>Peters says he believes that Allawi understands that his leadership rests on prevailing in Najaf. "Allawi may not turn out to be the right guy to bring democracy to Iraq in a year, but he is the right guy for now.  . . .  My biggest worry is that President Bush or (British Prime Minister) Tony Blair will panic and pressure Allawi to stop."</w:t>
+        <w:t>Another challenge: weaning workers off a Soviet-style work attitude. As Hassan chats, he is repeatedly interrupted by subordinates bringing him lists of workers who didn't show up that day. Saddam "transformed the whole working class into the civil servant class," he says.</w:t>
         <w:br/>
-        <w:t>Televised images of bloody fighting in Fallujah in April provoked Blair and Arab leaders to call Bush and urge him to pull back the Marines. The Marines handed policing duties to a makeshift Iraqi brigade that included former members of Saddam's army. Fallujah and surrounding Sunni towns have since become havens for insurgents and foreign fighters who have kidnapped foreigners and set off bombs in Baghdad.</w:t>
+        <w:t>The picture isn't uniformly gloomy for investors. Wages are low, typically less than $ 200 a month for industrial workers. Business advocates point out that Iraq, with 25 million people and the world's second-largest oil reserves, is a potentially lucrative market.</w:t>
         <w:br/>
-        <w:t>***</w:t>
+        <w:t>Imad Zia, 39, an engineer, recently returned to Iraq from Syria to revive his family's business making steel storage tanks for grain, flour and concrete. "I came back with fear that the situation may still be not stable, but I discovered that in general everything is OK."</w:t>
         <w:br/>
-        <w:t>Contributing: Richard Benedetto</w:t>
+        <w:t>"The best way to defeat Saddam Hussein and his followers is by showing greater interest and investment in Iraq's commercial, industrial and agricultural sectors," he says. "The Iraqis will soon forget Saddam when the economy pours money in their pockets."</w:t>
+        <w:br/>
+        <w:t>Fatah says even the Baathists will join the reconstruction once there's money to be made. "The limits Saddam Hussein imposed on us are not there anymore, and it is now to the businessmen themselves to take the initiative and invest more and more," he says.</w:t>
         <w:br/>
         <w:br/>
         <w:t>Graphic</w:t>
@@ -87,7 +89,7 @@
         <w:br/>
         <w:t xml:space="preserve"> </w:t>
         <w:br/>
-        <w:t>PHOTO, B/W, Wathiq Khuzale, Getty Images; Imam Ali shrine: Any damage to holy site (shown in April) could provoke Shiite uprising.</w:t>
+        <w:t>PHOTO, Color, Steve Komarow, USA TODAY; Baghdad: Wathaq Abbas works at a shoe firm that employs 2,500.</w:t>
       </w:r>
     </w:p>
     <w:sectPr>
